--- a/READMEs/Gemini ANNs 1.2.docx
+++ b/READMEs/Gemini ANNs 1.2.docx
@@ -4,36 +4,180 @@
   <w:body>
     <w:p>
       <w:pPr>
-        <w:shd w:val="clear" w:color="auto" w:fill="FFFFFF"/>
-        <w:tabs>
-          <w:tab w:val="left" w:pos="916"/>
-          <w:tab w:val="left" w:pos="1832"/>
-          <w:tab w:val="left" w:pos="2748"/>
-          <w:tab w:val="left" w:pos="3664"/>
-          <w:tab w:val="left" w:pos="4580"/>
-          <w:tab w:val="left" w:pos="5496"/>
-          <w:tab w:val="left" w:pos="6412"/>
-          <w:tab w:val="left" w:pos="7328"/>
-          <w:tab w:val="left" w:pos="8244"/>
-          <w:tab w:val="left" w:pos="9160"/>
-          <w:tab w:val="left" w:pos="10076"/>
-          <w:tab w:val="left" w:pos="10992"/>
-          <w:tab w:val="left" w:pos="11908"/>
-          <w:tab w:val="left" w:pos="12824"/>
-          <w:tab w:val="left" w:pos="13740"/>
-          <w:tab w:val="left" w:pos="14656"/>
-        </w:tabs>
-        <w:spacing w:after="0" w:line="240" w:lineRule="auto"/>
-        <w:rPr>
-          <w:rFonts w:ascii="Courier New" w:eastAsia="Times New Roman" w:hAnsi="Courier New" w:cs="Courier New"/>
-          <w:color w:val="000000"/>
-          <w:kern w:val="0"/>
-          <w:sz w:val="21"/>
-          <w:szCs w:val="21"/>
-          <w:lang w:eastAsia="en-AU"/>
-          <w14:ligatures w14:val="none"/>
-        </w:rPr>
-      </w:pPr>
+        <w:pStyle w:val="NormalWeb"/>
+        <w:rPr>
+          <w:color w:val="EE0000"/>
+        </w:rPr>
+      </w:pPr>
+      <w:r>
+        <w:rPr>
+          <w:b/>
+          <w:bCs/>
+          <w:color w:val="EE0000"/>
+        </w:rPr>
+        <w:t>Note 8.9.2026</w:t>
+      </w:r>
+      <w:r>
+        <w:rPr>
+          <w:b/>
+          <w:bCs/>
+          <w:color w:val="EE0000"/>
+        </w:rPr>
+        <w:br/>
+      </w:r>
+      <w:r>
+        <w:rPr>
+          <w:b/>
+          <w:bCs/>
+          <w:color w:val="EE0000"/>
+        </w:rPr>
+        <w:t>The READMEs Need Updating:</w:t>
+      </w:r>
+      <w:r>
+        <w:rPr>
+          <w:color w:val="EE0000"/>
+        </w:rPr>
+        <w:t xml:space="preserve"> Both </w:t>
+      </w:r>
+      <w:r>
+        <w:rPr>
+          <w:b/>
+          <w:bCs/>
+          <w:color w:val="EE0000"/>
+        </w:rPr>
+        <w:t>README 1.1</w:t>
+      </w:r>
+      <w:r>
+        <w:rPr>
+          <w:color w:val="EE0000"/>
+        </w:rPr>
+        <w:t xml:space="preserve"> and </w:t>
+      </w:r>
+      <w:r>
+        <w:rPr>
+          <w:b/>
+          <w:bCs/>
+          <w:color w:val="EE0000"/>
+        </w:rPr>
+        <w:t>README 1.2</w:t>
+      </w:r>
+      <w:r>
+        <w:rPr>
+          <w:color w:val="EE0000"/>
+        </w:rPr>
+        <w:t xml:space="preserve"> contain explicit step-by-step terminal commands instructing future users to execute </w:t>
+      </w:r>
+      <w:r>
+        <w:rPr>
+          <w:rStyle w:val="HTMLCode"/>
+          <w:color w:val="EE0000"/>
+        </w:rPr>
+        <w:t>python ho_infer_ann_retest1_gem.py</w:t>
+      </w:r>
+      <w:r>
+        <w:rPr>
+          <w:color w:val="EE0000"/>
+        </w:rPr>
+        <w:t xml:space="preserve">. You will want to update those text </w:t>
+      </w:r>
+      <w:proofErr w:type="gramStart"/>
+      <w:r>
+        <w:rPr>
+          <w:color w:val="EE0000"/>
+        </w:rPr>
+        <w:t>files</w:t>
+      </w:r>
+      <w:proofErr w:type="gramEnd"/>
+      <w:r>
+        <w:rPr>
+          <w:color w:val="EE0000"/>
+        </w:rPr>
+        <w:t xml:space="preserve"> so the command explicitly calls </w:t>
+      </w:r>
+      <w:r>
+        <w:rPr>
+          <w:rStyle w:val="HTMLCode"/>
+          <w:color w:val="EE0000"/>
+        </w:rPr>
+        <w:t>python ho_infer_ann_retest1_gem_REPLACE.py</w:t>
+      </w:r>
+      <w:r>
+        <w:rPr>
+          <w:color w:val="EE0000"/>
+        </w:rPr>
+        <w:t xml:space="preserve"> instead.</w:t>
+      </w:r>
+    </w:p>
+    <w:p>
+      <w:pPr>
+        <w:pStyle w:val="NormalWeb"/>
+        <w:rPr>
+          <w:color w:val="EE0000"/>
+        </w:rPr>
+      </w:pPr>
+      <w:r>
+        <w:rPr>
+          <w:color w:val="EE0000"/>
+        </w:rPr>
+        <w:t>If you update the commands in those two Word/Markdown docs, your entire replication package will be perfectly synchronized and ready to run.</w:t>
+      </w:r>
+    </w:p>
+    <w:p>
+      <w:pPr>
+        <w:shd w:val="clear" w:color="auto" w:fill="FFFFFF"/>
+        <w:tabs>
+          <w:tab w:val="left" w:pos="916"/>
+          <w:tab w:val="left" w:pos="1832"/>
+          <w:tab w:val="left" w:pos="2748"/>
+          <w:tab w:val="left" w:pos="3664"/>
+          <w:tab w:val="left" w:pos="4580"/>
+          <w:tab w:val="left" w:pos="5496"/>
+          <w:tab w:val="left" w:pos="6412"/>
+          <w:tab w:val="left" w:pos="7328"/>
+          <w:tab w:val="left" w:pos="8244"/>
+          <w:tab w:val="left" w:pos="9160"/>
+          <w:tab w:val="left" w:pos="10076"/>
+          <w:tab w:val="left" w:pos="10992"/>
+          <w:tab w:val="left" w:pos="11908"/>
+          <w:tab w:val="left" w:pos="12824"/>
+          <w:tab w:val="left" w:pos="13740"/>
+          <w:tab w:val="left" w:pos="14656"/>
+        </w:tabs>
+        <w:spacing w:after="0" w:line="240" w:lineRule="auto"/>
+        <w:rPr>
+          <w:rFonts w:ascii="Courier New" w:eastAsia="Times New Roman" w:hAnsi="Courier New" w:cs="Courier New"/>
+          <w:color w:val="000000"/>
+          <w:kern w:val="0"/>
+          <w:sz w:val="21"/>
+          <w:szCs w:val="21"/>
+          <w:lang w:eastAsia="en-AU"/>
+          <w14:ligatures w14:val="none"/>
+        </w:rPr>
+      </w:pPr>
+      <w:r>
+        <w:rPr>
+          <w:rFonts w:ascii="Courier New" w:eastAsia="Times New Roman" w:hAnsi="Courier New" w:cs="Courier New"/>
+          <w:color w:val="000000"/>
+          <w:kern w:val="0"/>
+          <w:sz w:val="21"/>
+          <w:szCs w:val="21"/>
+          <w:lang w:eastAsia="en-AU"/>
+          <w14:ligatures w14:val="none"/>
+        </w:rPr>
+        <w:br/>
+      </w:r>
+      <w:r>
+        <w:rPr>
+          <w:rFonts w:ascii="Courier New" w:eastAsia="Times New Roman" w:hAnsi="Courier New" w:cs="Courier New"/>
+          <w:color w:val="000000"/>
+          <w:kern w:val="0"/>
+          <w:sz w:val="21"/>
+          <w:szCs w:val="21"/>
+          <w:lang w:eastAsia="en-AU"/>
+          <w14:ligatures w14:val="none"/>
+        </w:rPr>
+        <w:br/>
+      </w:r>
       <w:r>
         <w:rPr>
           <w:rFonts w:ascii="Courier New" w:eastAsia="Times New Roman" w:hAnsi="Courier New" w:cs="Courier New"/>
@@ -46,6 +190,30 @@
         </w:rPr>
         <w:t># README 1.2: Commodity ANN Structural Ablation &amp; Inference Framework</w:t>
       </w:r>
+      <w:r>
+        <w:rPr>
+          <w:rFonts w:ascii="Courier New" w:eastAsia="Times New Roman" w:hAnsi="Courier New" w:cs="Courier New"/>
+          <w:color w:val="000000"/>
+          <w:kern w:val="0"/>
+          <w:sz w:val="21"/>
+          <w:szCs w:val="21"/>
+          <w:lang w:eastAsia="en-AU"/>
+          <w14:ligatures w14:val="none"/>
+        </w:rPr>
+        <w:br/>
+      </w:r>
+      <w:r>
+        <w:rPr>
+          <w:rFonts w:ascii="Courier New" w:eastAsia="Times New Roman" w:hAnsi="Courier New" w:cs="Courier New"/>
+          <w:color w:val="000000"/>
+          <w:kern w:val="0"/>
+          <w:sz w:val="21"/>
+          <w:szCs w:val="21"/>
+          <w:lang w:eastAsia="en-AU"/>
+          <w14:ligatures w14:val="none"/>
+        </w:rPr>
+        <w:br/>
+      </w:r>
     </w:p>
     <w:p>
       <w:pPr>
@@ -290,286 +458,52 @@
           <w:lang w:eastAsia="en-AU"/>
           <w14:ligatures w14:val="none"/>
         </w:rPr>
-        <w:t>- **Strict Affine Synchronization:** Resolved historical double-denormalization vectors. Output tensors undergo deterministic inverse-standardization ($y = \hat{y} \</w:t>
-      </w:r>
-      <w:proofErr w:type="spellStart"/>
-      <w:r>
-        <w:rPr>
-          <w:rFonts w:ascii="Courier New" w:eastAsia="Times New Roman" w:hAnsi="Courier New" w:cs="Courier New"/>
-          <w:color w:val="000000"/>
-          <w:kern w:val="0"/>
-          <w:sz w:val="21"/>
-          <w:szCs w:val="21"/>
-          <w:lang w:eastAsia="en-AU"/>
-          <w14:ligatures w14:val="none"/>
-        </w:rPr>
-        <w:t>cdot</w:t>
-      </w:r>
-      <w:proofErr w:type="spellEnd"/>
-      <w:r>
-        <w:rPr>
-          <w:rFonts w:ascii="Courier New" w:eastAsia="Times New Roman" w:hAnsi="Courier New" w:cs="Courier New"/>
-          <w:color w:val="000000"/>
-          <w:kern w:val="0"/>
-          <w:sz w:val="21"/>
-          <w:szCs w:val="21"/>
-          <w:lang w:eastAsia="en-AU"/>
-          <w14:ligatures w14:val="none"/>
-        </w:rPr>
-        <w:t xml:space="preserve"> \</w:t>
-      </w:r>
-      <w:proofErr w:type="spellStart"/>
-      <w:r>
-        <w:rPr>
-          <w:rFonts w:ascii="Courier New" w:eastAsia="Times New Roman" w:hAnsi="Courier New" w:cs="Courier New"/>
-          <w:color w:val="000000"/>
-          <w:kern w:val="0"/>
-          <w:sz w:val="21"/>
-          <w:szCs w:val="21"/>
-          <w:lang w:eastAsia="en-AU"/>
-          <w14:ligatures w14:val="none"/>
-        </w:rPr>
-        <w:t>sigma_y</w:t>
-      </w:r>
-      <w:proofErr w:type="spellEnd"/>
-      <w:r>
-        <w:rPr>
-          <w:rFonts w:ascii="Courier New" w:eastAsia="Times New Roman" w:hAnsi="Courier New" w:cs="Courier New"/>
-          <w:color w:val="000000"/>
-          <w:kern w:val="0"/>
-          <w:sz w:val="21"/>
-          <w:szCs w:val="21"/>
-          <w:lang w:eastAsia="en-AU"/>
-          <w14:ligatures w14:val="none"/>
-        </w:rPr>
-        <w:t xml:space="preserve"> + \</w:t>
-      </w:r>
-      <w:proofErr w:type="spellStart"/>
-      <w:r>
-        <w:rPr>
-          <w:rFonts w:ascii="Courier New" w:eastAsia="Times New Roman" w:hAnsi="Courier New" w:cs="Courier New"/>
-          <w:color w:val="000000"/>
-          <w:kern w:val="0"/>
-          <w:sz w:val="21"/>
-          <w:szCs w:val="21"/>
-          <w:lang w:eastAsia="en-AU"/>
-          <w14:ligatures w14:val="none"/>
-        </w:rPr>
-        <w:t>mu_y</w:t>
-      </w:r>
-      <w:proofErr w:type="spellEnd"/>
-      <w:r>
-        <w:rPr>
-          <w:rFonts w:ascii="Courier New" w:eastAsia="Times New Roman" w:hAnsi="Courier New" w:cs="Courier New"/>
-          <w:color w:val="000000"/>
-          <w:kern w:val="0"/>
-          <w:sz w:val="21"/>
-          <w:szCs w:val="21"/>
-          <w:lang w:eastAsia="en-AU"/>
-          <w14:ligatures w14:val="none"/>
-        </w:rPr>
-        <w:t>$) exactly once during inference.</w:t>
-      </w:r>
-    </w:p>
-    <w:p>
-      <w:pPr>
-        <w:shd w:val="clear" w:color="auto" w:fill="FFFFFF"/>
-        <w:tabs>
-          <w:tab w:val="left" w:pos="916"/>
-          <w:tab w:val="left" w:pos="1832"/>
-          <w:tab w:val="left" w:pos="2748"/>
-          <w:tab w:val="left" w:pos="3664"/>
-          <w:tab w:val="left" w:pos="4580"/>
-          <w:tab w:val="left" w:pos="5496"/>
-          <w:tab w:val="left" w:pos="6412"/>
-          <w:tab w:val="left" w:pos="7328"/>
-          <w:tab w:val="left" w:pos="8244"/>
-          <w:tab w:val="left" w:pos="9160"/>
-          <w:tab w:val="left" w:pos="10076"/>
-          <w:tab w:val="left" w:pos="10992"/>
-          <w:tab w:val="left" w:pos="11908"/>
-          <w:tab w:val="left" w:pos="12824"/>
-          <w:tab w:val="left" w:pos="13740"/>
-          <w:tab w:val="left" w:pos="14656"/>
-        </w:tabs>
-        <w:spacing w:after="0" w:line="240" w:lineRule="auto"/>
-        <w:rPr>
-          <w:rFonts w:ascii="Courier New" w:eastAsia="Times New Roman" w:hAnsi="Courier New" w:cs="Courier New"/>
-          <w:color w:val="000000"/>
-          <w:kern w:val="0"/>
-          <w:sz w:val="21"/>
-          <w:szCs w:val="21"/>
-          <w:lang w:eastAsia="en-AU"/>
-          <w14:ligatures w14:val="none"/>
-        </w:rPr>
-      </w:pPr>
-      <w:r>
-        <w:rPr>
-          <w:rFonts w:ascii="Courier New" w:eastAsia="Times New Roman" w:hAnsi="Courier New" w:cs="Courier New"/>
-          <w:color w:val="000000"/>
-          <w:kern w:val="0"/>
-          <w:sz w:val="21"/>
-          <w:szCs w:val="21"/>
-          <w:lang w:eastAsia="en-AU"/>
-          <w14:ligatures w14:val="none"/>
-        </w:rPr>
-        <w:t>- **Parametric Perturbation Engine:** Executes sequential conditional expectation clamping ($</w:t>
-      </w:r>
-      <w:proofErr w:type="spellStart"/>
-      <w:r>
-        <w:rPr>
-          <w:rFonts w:ascii="Courier New" w:eastAsia="Times New Roman" w:hAnsi="Courier New" w:cs="Courier New"/>
-          <w:color w:val="000000"/>
-          <w:kern w:val="0"/>
-          <w:sz w:val="21"/>
-          <w:szCs w:val="21"/>
-          <w:lang w:eastAsia="en-AU"/>
-          <w14:ligatures w14:val="none"/>
-        </w:rPr>
-        <w:t>x_i</w:t>
-      </w:r>
-      <w:proofErr w:type="spellEnd"/>
-      <w:r>
-        <w:rPr>
-          <w:rFonts w:ascii="Courier New" w:eastAsia="Times New Roman" w:hAnsi="Courier New" w:cs="Courier New"/>
-          <w:color w:val="000000"/>
-          <w:kern w:val="0"/>
-          <w:sz w:val="21"/>
-          <w:szCs w:val="21"/>
-          <w:lang w:eastAsia="en-AU"/>
-          <w14:ligatures w14:val="none"/>
-        </w:rPr>
-        <w:t xml:space="preserve"> \</w:t>
-      </w:r>
-      <w:proofErr w:type="spellStart"/>
-      <w:r>
-        <w:rPr>
-          <w:rFonts w:ascii="Courier New" w:eastAsia="Times New Roman" w:hAnsi="Courier New" w:cs="Courier New"/>
-          <w:color w:val="000000"/>
-          <w:kern w:val="0"/>
-          <w:sz w:val="21"/>
-          <w:szCs w:val="21"/>
-          <w:lang w:eastAsia="en-AU"/>
-          <w14:ligatures w14:val="none"/>
-        </w:rPr>
-        <w:t>leftarrow</w:t>
-      </w:r>
-      <w:proofErr w:type="spellEnd"/>
-      <w:r>
-        <w:rPr>
-          <w:rFonts w:ascii="Courier New" w:eastAsia="Times New Roman" w:hAnsi="Courier New" w:cs="Courier New"/>
-          <w:color w:val="000000"/>
-          <w:kern w:val="0"/>
-          <w:sz w:val="21"/>
-          <w:szCs w:val="21"/>
-          <w:lang w:eastAsia="en-AU"/>
-          <w14:ligatures w14:val="none"/>
-        </w:rPr>
-        <w:t xml:space="preserve"> \</w:t>
-      </w:r>
-      <w:proofErr w:type="spellStart"/>
-      <w:r>
-        <w:rPr>
-          <w:rFonts w:ascii="Courier New" w:eastAsia="Times New Roman" w:hAnsi="Courier New" w:cs="Courier New"/>
-          <w:color w:val="000000"/>
-          <w:kern w:val="0"/>
-          <w:sz w:val="21"/>
-          <w:szCs w:val="21"/>
-          <w:lang w:eastAsia="en-AU"/>
-          <w14:ligatures w14:val="none"/>
-        </w:rPr>
-        <w:t>mathbb</w:t>
-      </w:r>
-      <w:proofErr w:type="spellEnd"/>
-      <w:r>
-        <w:rPr>
-          <w:rFonts w:ascii="Courier New" w:eastAsia="Times New Roman" w:hAnsi="Courier New" w:cs="Courier New"/>
-          <w:color w:val="000000"/>
-          <w:kern w:val="0"/>
-          <w:sz w:val="21"/>
-          <w:szCs w:val="21"/>
-          <w:lang w:eastAsia="en-AU"/>
-          <w14:ligatures w14:val="none"/>
-        </w:rPr>
-        <w:t>{E}[</w:t>
-      </w:r>
-      <w:proofErr w:type="spellStart"/>
-      <w:r>
-        <w:rPr>
-          <w:rFonts w:ascii="Courier New" w:eastAsia="Times New Roman" w:hAnsi="Courier New" w:cs="Courier New"/>
-          <w:color w:val="000000"/>
-          <w:kern w:val="0"/>
-          <w:sz w:val="21"/>
-          <w:szCs w:val="21"/>
-          <w:lang w:eastAsia="en-AU"/>
-          <w14:ligatures w14:val="none"/>
-        </w:rPr>
-        <w:t>X_i</w:t>
-      </w:r>
-      <w:proofErr w:type="spellEnd"/>
-      <w:r>
-        <w:rPr>
-          <w:rFonts w:ascii="Courier New" w:eastAsia="Times New Roman" w:hAnsi="Courier New" w:cs="Courier New"/>
-          <w:color w:val="000000"/>
-          <w:kern w:val="0"/>
-          <w:sz w:val="21"/>
-          <w:szCs w:val="21"/>
-          <w:lang w:eastAsia="en-AU"/>
-          <w14:ligatures w14:val="none"/>
-        </w:rPr>
-        <w:t>]$) across input matrices $\</w:t>
-      </w:r>
-      <w:proofErr w:type="spellStart"/>
-      <w:r>
-        <w:rPr>
-          <w:rFonts w:ascii="Courier New" w:eastAsia="Times New Roman" w:hAnsi="Courier New" w:cs="Courier New"/>
-          <w:color w:val="000000"/>
-          <w:kern w:val="0"/>
-          <w:sz w:val="21"/>
-          <w:szCs w:val="21"/>
-          <w:lang w:eastAsia="en-AU"/>
-          <w14:ligatures w14:val="none"/>
-        </w:rPr>
-        <w:t>mathbf</w:t>
-      </w:r>
-      <w:proofErr w:type="spellEnd"/>
-      <w:r>
-        <w:rPr>
-          <w:rFonts w:ascii="Courier New" w:eastAsia="Times New Roman" w:hAnsi="Courier New" w:cs="Courier New"/>
-          <w:color w:val="000000"/>
-          <w:kern w:val="0"/>
-          <w:sz w:val="21"/>
-          <w:szCs w:val="21"/>
-          <w:lang w:eastAsia="en-AU"/>
-          <w14:ligatures w14:val="none"/>
-        </w:rPr>
-        <w:t>{X} \in \</w:t>
-      </w:r>
-      <w:proofErr w:type="spellStart"/>
-      <w:r>
-        <w:rPr>
-          <w:rFonts w:ascii="Courier New" w:eastAsia="Times New Roman" w:hAnsi="Courier New" w:cs="Courier New"/>
-          <w:color w:val="000000"/>
-          <w:kern w:val="0"/>
-          <w:sz w:val="21"/>
-          <w:szCs w:val="21"/>
-          <w:lang w:eastAsia="en-AU"/>
-          <w14:ligatures w14:val="none"/>
-        </w:rPr>
-        <w:t>mathbb</w:t>
-      </w:r>
-      <w:proofErr w:type="spellEnd"/>
-      <w:r>
-        <w:rPr>
-          <w:rFonts w:ascii="Courier New" w:eastAsia="Times New Roman" w:hAnsi="Courier New" w:cs="Courier New"/>
-          <w:color w:val="000000"/>
-          <w:kern w:val="0"/>
-          <w:sz w:val="21"/>
-          <w:szCs w:val="21"/>
-          <w:lang w:eastAsia="en-AU"/>
-          <w14:ligatures w14:val="none"/>
-        </w:rPr>
-        <w:t xml:space="preserve">{R}^{N </w:t>
+        <w:t>- **Strict Affine Synchronization:** Resolved historical double-denormalization vectors. Output tensors undergo deterministic inverse-standardization ($y = \hat{y} \cdot \sigma_y + \mu_y$) exactly once during inference.</w:t>
+      </w:r>
+    </w:p>
+    <w:p>
+      <w:pPr>
+        <w:shd w:val="clear" w:color="auto" w:fill="FFFFFF"/>
+        <w:tabs>
+          <w:tab w:val="left" w:pos="916"/>
+          <w:tab w:val="left" w:pos="1832"/>
+          <w:tab w:val="left" w:pos="2748"/>
+          <w:tab w:val="left" w:pos="3664"/>
+          <w:tab w:val="left" w:pos="4580"/>
+          <w:tab w:val="left" w:pos="5496"/>
+          <w:tab w:val="left" w:pos="6412"/>
+          <w:tab w:val="left" w:pos="7328"/>
+          <w:tab w:val="left" w:pos="8244"/>
+          <w:tab w:val="left" w:pos="9160"/>
+          <w:tab w:val="left" w:pos="10076"/>
+          <w:tab w:val="left" w:pos="10992"/>
+          <w:tab w:val="left" w:pos="11908"/>
+          <w:tab w:val="left" w:pos="12824"/>
+          <w:tab w:val="left" w:pos="13740"/>
+          <w:tab w:val="left" w:pos="14656"/>
+        </w:tabs>
+        <w:spacing w:after="0" w:line="240" w:lineRule="auto"/>
+        <w:rPr>
+          <w:rFonts w:ascii="Courier New" w:eastAsia="Times New Roman" w:hAnsi="Courier New" w:cs="Courier New"/>
+          <w:color w:val="000000"/>
+          <w:kern w:val="0"/>
+          <w:sz w:val="21"/>
+          <w:szCs w:val="21"/>
+          <w:lang w:eastAsia="en-AU"/>
+          <w14:ligatures w14:val="none"/>
+        </w:rPr>
+      </w:pPr>
+      <w:r>
+        <w:rPr>
+          <w:rFonts w:ascii="Courier New" w:eastAsia="Times New Roman" w:hAnsi="Courier New" w:cs="Courier New"/>
+          <w:color w:val="000000"/>
+          <w:kern w:val="0"/>
+          <w:sz w:val="21"/>
+          <w:szCs w:val="21"/>
+          <w:lang w:eastAsia="en-AU"/>
+          <w14:ligatures w14:val="none"/>
+        </w:rPr>
+        <w:t xml:space="preserve">- **Parametric Perturbation Engine:** Executes sequential conditional expectation clamping ($x_i \leftarrow \mathbb{E}[X_i]$) across input matrices $\mathbf{X} \in \mathbb{R}^{N </w:t>
       </w:r>
       <w:r>
         <w:rPr>
@@ -582,129 +516,52 @@
           <w14:ligatures w14:val="none"/>
         </w:rPr>
         <w:tab/>
-      </w:r>
-      <w:proofErr w:type="spellStart"/>
-      <w:r>
-        <w:rPr>
-          <w:rFonts w:ascii="Courier New" w:eastAsia="Times New Roman" w:hAnsi="Courier New" w:cs="Courier New"/>
-          <w:color w:val="000000"/>
-          <w:kern w:val="0"/>
-          <w:sz w:val="21"/>
-          <w:szCs w:val="21"/>
-          <w:lang w:eastAsia="en-AU"/>
-          <w14:ligatures w14:val="none"/>
-        </w:rPr>
-        <w:t>imes</w:t>
-      </w:r>
-      <w:proofErr w:type="spellEnd"/>
-      <w:r>
-        <w:rPr>
-          <w:rFonts w:ascii="Courier New" w:eastAsia="Times New Roman" w:hAnsi="Courier New" w:cs="Courier New"/>
-          <w:color w:val="000000"/>
-          <w:kern w:val="0"/>
-          <w:sz w:val="21"/>
-          <w:szCs w:val="21"/>
-          <w:lang w:eastAsia="en-AU"/>
-          <w14:ligatures w14:val="none"/>
-        </w:rPr>
-        <w:t xml:space="preserve"> d}$ to isolate empirical risk degradation ($\Delta \</w:t>
-      </w:r>
-      <w:proofErr w:type="spellStart"/>
-      <w:r>
-        <w:rPr>
-          <w:rFonts w:ascii="Courier New" w:eastAsia="Times New Roman" w:hAnsi="Courier New" w:cs="Courier New"/>
-          <w:color w:val="000000"/>
-          <w:kern w:val="0"/>
-          <w:sz w:val="21"/>
-          <w:szCs w:val="21"/>
-          <w:lang w:eastAsia="en-AU"/>
-          <w14:ligatures w14:val="none"/>
-        </w:rPr>
-        <w:t>mathcal</w:t>
-      </w:r>
-      <w:proofErr w:type="spellEnd"/>
-      <w:r>
-        <w:rPr>
-          <w:rFonts w:ascii="Courier New" w:eastAsia="Times New Roman" w:hAnsi="Courier New" w:cs="Courier New"/>
-          <w:color w:val="000000"/>
-          <w:kern w:val="0"/>
-          <w:sz w:val="21"/>
-          <w:szCs w:val="21"/>
-          <w:lang w:eastAsia="en-AU"/>
-          <w14:ligatures w14:val="none"/>
-        </w:rPr>
-        <w:t>{L}_{MAE}$).</w:t>
-      </w:r>
-    </w:p>
-    <w:p>
-      <w:pPr>
-        <w:shd w:val="clear" w:color="auto" w:fill="FFFFFF"/>
-        <w:tabs>
-          <w:tab w:val="left" w:pos="916"/>
-          <w:tab w:val="left" w:pos="1832"/>
-          <w:tab w:val="left" w:pos="2748"/>
-          <w:tab w:val="left" w:pos="3664"/>
-          <w:tab w:val="left" w:pos="4580"/>
-          <w:tab w:val="left" w:pos="5496"/>
-          <w:tab w:val="left" w:pos="6412"/>
-          <w:tab w:val="left" w:pos="7328"/>
-          <w:tab w:val="left" w:pos="8244"/>
-          <w:tab w:val="left" w:pos="9160"/>
-          <w:tab w:val="left" w:pos="10076"/>
-          <w:tab w:val="left" w:pos="10992"/>
-          <w:tab w:val="left" w:pos="11908"/>
-          <w:tab w:val="left" w:pos="12824"/>
-          <w:tab w:val="left" w:pos="13740"/>
-          <w:tab w:val="left" w:pos="14656"/>
-        </w:tabs>
-        <w:spacing w:after="0" w:line="240" w:lineRule="auto"/>
-        <w:rPr>
-          <w:rFonts w:ascii="Courier New" w:eastAsia="Times New Roman" w:hAnsi="Courier New" w:cs="Courier New"/>
-          <w:color w:val="000000"/>
-          <w:kern w:val="0"/>
-          <w:sz w:val="21"/>
-          <w:szCs w:val="21"/>
-          <w:lang w:eastAsia="en-AU"/>
-          <w14:ligatures w14:val="none"/>
-        </w:rPr>
-      </w:pPr>
-      <w:r>
-        <w:rPr>
-          <w:rFonts w:ascii="Courier New" w:eastAsia="Times New Roman" w:hAnsi="Courier New" w:cs="Courier New"/>
-          <w:color w:val="000000"/>
-          <w:kern w:val="0"/>
-          <w:sz w:val="21"/>
-          <w:szCs w:val="21"/>
-          <w:lang w:eastAsia="en-AU"/>
-          <w14:ligatures w14:val="none"/>
-        </w:rPr>
-        <w:t xml:space="preserve">- **Zero-Lag Ingestion:** Eliminates redundant a priori feature engineering in </w:t>
-      </w:r>
-      <w:proofErr w:type="spellStart"/>
-      <w:r>
-        <w:rPr>
-          <w:rFonts w:ascii="Courier New" w:eastAsia="Times New Roman" w:hAnsi="Courier New" w:cs="Courier New"/>
-          <w:color w:val="000000"/>
-          <w:kern w:val="0"/>
-          <w:sz w:val="21"/>
-          <w:szCs w:val="21"/>
-          <w:lang w:eastAsia="en-AU"/>
-          <w14:ligatures w14:val="none"/>
-        </w:rPr>
-        <w:t>favor</w:t>
-      </w:r>
-      <w:proofErr w:type="spellEnd"/>
-      <w:r>
-        <w:rPr>
-          <w:rFonts w:ascii="Courier New" w:eastAsia="Times New Roman" w:hAnsi="Courier New" w:cs="Courier New"/>
-          <w:color w:val="000000"/>
-          <w:kern w:val="0"/>
-          <w:sz w:val="21"/>
-          <w:szCs w:val="21"/>
-          <w:lang w:eastAsia="en-AU"/>
-          <w14:ligatures w14:val="none"/>
-        </w:rPr>
-        <w:t xml:space="preserve"> of contemporaneous raw market primitives.</w:t>
+        <w:t>imes d}$ to isolate empirical risk degradation ($\Delta \mathcal{L}_{MAE}$).</w:t>
+      </w:r>
+    </w:p>
+    <w:p>
+      <w:pPr>
+        <w:shd w:val="clear" w:color="auto" w:fill="FFFFFF"/>
+        <w:tabs>
+          <w:tab w:val="left" w:pos="916"/>
+          <w:tab w:val="left" w:pos="1832"/>
+          <w:tab w:val="left" w:pos="2748"/>
+          <w:tab w:val="left" w:pos="3664"/>
+          <w:tab w:val="left" w:pos="4580"/>
+          <w:tab w:val="left" w:pos="5496"/>
+          <w:tab w:val="left" w:pos="6412"/>
+          <w:tab w:val="left" w:pos="7328"/>
+          <w:tab w:val="left" w:pos="8244"/>
+          <w:tab w:val="left" w:pos="9160"/>
+          <w:tab w:val="left" w:pos="10076"/>
+          <w:tab w:val="left" w:pos="10992"/>
+          <w:tab w:val="left" w:pos="11908"/>
+          <w:tab w:val="left" w:pos="12824"/>
+          <w:tab w:val="left" w:pos="13740"/>
+          <w:tab w:val="left" w:pos="14656"/>
+        </w:tabs>
+        <w:spacing w:after="0" w:line="240" w:lineRule="auto"/>
+        <w:rPr>
+          <w:rFonts w:ascii="Courier New" w:eastAsia="Times New Roman" w:hAnsi="Courier New" w:cs="Courier New"/>
+          <w:color w:val="000000"/>
+          <w:kern w:val="0"/>
+          <w:sz w:val="21"/>
+          <w:szCs w:val="21"/>
+          <w:lang w:eastAsia="en-AU"/>
+          <w14:ligatures w14:val="none"/>
+        </w:rPr>
+      </w:pPr>
+      <w:r>
+        <w:rPr>
+          <w:rFonts w:ascii="Courier New" w:eastAsia="Times New Roman" w:hAnsi="Courier New" w:cs="Courier New"/>
+          <w:color w:val="000000"/>
+          <w:kern w:val="0"/>
+          <w:sz w:val="21"/>
+          <w:szCs w:val="21"/>
+          <w:lang w:eastAsia="en-AU"/>
+          <w14:ligatures w14:val="none"/>
+        </w:rPr>
+        <w:t>- **Zero-Lag Ingestion:** Eliminates redundant a priori feature engineering in favor of contemporaneous raw market primitives.</w:t>
       </w:r>
     </w:p>
     <w:p>
@@ -905,137 +762,85 @@
           <w:lang w:eastAsia="en-AU"/>
           <w14:ligatures w14:val="none"/>
         </w:rPr>
-        <w:t>Running the structural ablation suite on the Heating Oil (`retest1`) run yielded the following Mean Absolute Error ($\Delta \</w:t>
-      </w:r>
-      <w:proofErr w:type="spellStart"/>
-      <w:r>
-        <w:rPr>
-          <w:rFonts w:ascii="Courier New" w:eastAsia="Times New Roman" w:hAnsi="Courier New" w:cs="Courier New"/>
-          <w:color w:val="000000"/>
-          <w:kern w:val="0"/>
-          <w:sz w:val="21"/>
-          <w:szCs w:val="21"/>
-          <w:lang w:eastAsia="en-AU"/>
-          <w14:ligatures w14:val="none"/>
-        </w:rPr>
-        <w:t>mathcal</w:t>
-      </w:r>
-      <w:proofErr w:type="spellEnd"/>
-      <w:r>
-        <w:rPr>
-          <w:rFonts w:ascii="Courier New" w:eastAsia="Times New Roman" w:hAnsi="Courier New" w:cs="Courier New"/>
-          <w:color w:val="000000"/>
-          <w:kern w:val="0"/>
-          <w:sz w:val="21"/>
-          <w:szCs w:val="21"/>
-          <w:lang w:eastAsia="en-AU"/>
-          <w14:ligatures w14:val="none"/>
-        </w:rPr>
-        <w:t>{L}_{MAE}$) degradation spectrum:</w:t>
-      </w:r>
-    </w:p>
-    <w:p>
-      <w:pPr>
-        <w:shd w:val="clear" w:color="auto" w:fill="FFFFFF"/>
-        <w:tabs>
-          <w:tab w:val="left" w:pos="916"/>
-          <w:tab w:val="left" w:pos="1832"/>
-          <w:tab w:val="left" w:pos="2748"/>
-          <w:tab w:val="left" w:pos="3664"/>
-          <w:tab w:val="left" w:pos="4580"/>
-          <w:tab w:val="left" w:pos="5496"/>
-          <w:tab w:val="left" w:pos="6412"/>
-          <w:tab w:val="left" w:pos="7328"/>
-          <w:tab w:val="left" w:pos="8244"/>
-          <w:tab w:val="left" w:pos="9160"/>
-          <w:tab w:val="left" w:pos="10076"/>
-          <w:tab w:val="left" w:pos="10992"/>
-          <w:tab w:val="left" w:pos="11908"/>
-          <w:tab w:val="left" w:pos="12824"/>
-          <w:tab w:val="left" w:pos="13740"/>
-          <w:tab w:val="left" w:pos="14656"/>
-        </w:tabs>
-        <w:spacing w:after="0" w:line="240" w:lineRule="auto"/>
-        <w:rPr>
-          <w:rFonts w:ascii="Courier New" w:eastAsia="Times New Roman" w:hAnsi="Courier New" w:cs="Courier New"/>
-          <w:color w:val="000000"/>
-          <w:kern w:val="0"/>
-          <w:sz w:val="21"/>
-          <w:szCs w:val="21"/>
-          <w:lang w:eastAsia="en-AU"/>
-          <w14:ligatures w14:val="none"/>
-        </w:rPr>
-      </w:pPr>
-    </w:p>
-    <w:p>
-      <w:pPr>
-        <w:shd w:val="clear" w:color="auto" w:fill="FFFFFF"/>
-        <w:tabs>
-          <w:tab w:val="left" w:pos="916"/>
-          <w:tab w:val="left" w:pos="1832"/>
-          <w:tab w:val="left" w:pos="2748"/>
-          <w:tab w:val="left" w:pos="3664"/>
-          <w:tab w:val="left" w:pos="4580"/>
-          <w:tab w:val="left" w:pos="5496"/>
-          <w:tab w:val="left" w:pos="6412"/>
-          <w:tab w:val="left" w:pos="7328"/>
-          <w:tab w:val="left" w:pos="8244"/>
-          <w:tab w:val="left" w:pos="9160"/>
-          <w:tab w:val="left" w:pos="10076"/>
-          <w:tab w:val="left" w:pos="10992"/>
-          <w:tab w:val="left" w:pos="11908"/>
-          <w:tab w:val="left" w:pos="12824"/>
-          <w:tab w:val="left" w:pos="13740"/>
-          <w:tab w:val="left" w:pos="14656"/>
-        </w:tabs>
-        <w:spacing w:after="0" w:line="240" w:lineRule="auto"/>
-        <w:rPr>
-          <w:rFonts w:ascii="Courier New" w:eastAsia="Times New Roman" w:hAnsi="Courier New" w:cs="Courier New"/>
-          <w:color w:val="000000"/>
-          <w:kern w:val="0"/>
-          <w:sz w:val="21"/>
-          <w:szCs w:val="21"/>
-          <w:lang w:eastAsia="en-AU"/>
-          <w14:ligatures w14:val="none"/>
-        </w:rPr>
-      </w:pPr>
-      <w:r>
-        <w:rPr>
-          <w:rFonts w:ascii="Courier New" w:eastAsia="Times New Roman" w:hAnsi="Courier New" w:cs="Courier New"/>
-          <w:color w:val="000000"/>
-          <w:kern w:val="0"/>
-          <w:sz w:val="21"/>
-          <w:szCs w:val="21"/>
-          <w:lang w:eastAsia="en-AU"/>
-          <w14:ligatures w14:val="none"/>
-        </w:rPr>
-        <w:t>| Feature Dimension | Ablation MAE ($\Delta \</w:t>
-      </w:r>
-      <w:proofErr w:type="spellStart"/>
-      <w:r>
-        <w:rPr>
-          <w:rFonts w:ascii="Courier New" w:eastAsia="Times New Roman" w:hAnsi="Courier New" w:cs="Courier New"/>
-          <w:color w:val="000000"/>
-          <w:kern w:val="0"/>
-          <w:sz w:val="21"/>
-          <w:szCs w:val="21"/>
-          <w:lang w:eastAsia="en-AU"/>
-          <w14:ligatures w14:val="none"/>
-        </w:rPr>
-        <w:t>mathcal</w:t>
-      </w:r>
-      <w:proofErr w:type="spellEnd"/>
-      <w:r>
-        <w:rPr>
-          <w:rFonts w:ascii="Courier New" w:eastAsia="Times New Roman" w:hAnsi="Courier New" w:cs="Courier New"/>
-          <w:color w:val="000000"/>
-          <w:kern w:val="0"/>
-          <w:sz w:val="21"/>
-          <w:szCs w:val="21"/>
-          <w:lang w:eastAsia="en-AU"/>
-          <w14:ligatures w14:val="none"/>
-        </w:rPr>
-        <w:t>{L}$) | Structural Classification |</w:t>
+        <w:t>Running the structural ablation suite on the Heating Oil (`retest1`) run yielded the following Mean Absolute Error ($\Delta \mathcal{L}_{MAE}$) degradation spectrum:</w:t>
+      </w:r>
+    </w:p>
+    <w:p>
+      <w:pPr>
+        <w:shd w:val="clear" w:color="auto" w:fill="FFFFFF"/>
+        <w:tabs>
+          <w:tab w:val="left" w:pos="916"/>
+          <w:tab w:val="left" w:pos="1832"/>
+          <w:tab w:val="left" w:pos="2748"/>
+          <w:tab w:val="left" w:pos="3664"/>
+          <w:tab w:val="left" w:pos="4580"/>
+          <w:tab w:val="left" w:pos="5496"/>
+          <w:tab w:val="left" w:pos="6412"/>
+          <w:tab w:val="left" w:pos="7328"/>
+          <w:tab w:val="left" w:pos="8244"/>
+          <w:tab w:val="left" w:pos="9160"/>
+          <w:tab w:val="left" w:pos="10076"/>
+          <w:tab w:val="left" w:pos="10992"/>
+          <w:tab w:val="left" w:pos="11908"/>
+          <w:tab w:val="left" w:pos="12824"/>
+          <w:tab w:val="left" w:pos="13740"/>
+          <w:tab w:val="left" w:pos="14656"/>
+        </w:tabs>
+        <w:spacing w:after="0" w:line="240" w:lineRule="auto"/>
+        <w:rPr>
+          <w:rFonts w:ascii="Courier New" w:eastAsia="Times New Roman" w:hAnsi="Courier New" w:cs="Courier New"/>
+          <w:color w:val="000000"/>
+          <w:kern w:val="0"/>
+          <w:sz w:val="21"/>
+          <w:szCs w:val="21"/>
+          <w:lang w:eastAsia="en-AU"/>
+          <w14:ligatures w14:val="none"/>
+        </w:rPr>
+      </w:pPr>
+    </w:p>
+    <w:p>
+      <w:pPr>
+        <w:shd w:val="clear" w:color="auto" w:fill="FFFFFF"/>
+        <w:tabs>
+          <w:tab w:val="left" w:pos="916"/>
+          <w:tab w:val="left" w:pos="1832"/>
+          <w:tab w:val="left" w:pos="2748"/>
+          <w:tab w:val="left" w:pos="3664"/>
+          <w:tab w:val="left" w:pos="4580"/>
+          <w:tab w:val="left" w:pos="5496"/>
+          <w:tab w:val="left" w:pos="6412"/>
+          <w:tab w:val="left" w:pos="7328"/>
+          <w:tab w:val="left" w:pos="8244"/>
+          <w:tab w:val="left" w:pos="9160"/>
+          <w:tab w:val="left" w:pos="10076"/>
+          <w:tab w:val="left" w:pos="10992"/>
+          <w:tab w:val="left" w:pos="11908"/>
+          <w:tab w:val="left" w:pos="12824"/>
+          <w:tab w:val="left" w:pos="13740"/>
+          <w:tab w:val="left" w:pos="14656"/>
+        </w:tabs>
+        <w:spacing w:after="0" w:line="240" w:lineRule="auto"/>
+        <w:rPr>
+          <w:rFonts w:ascii="Courier New" w:eastAsia="Times New Roman" w:hAnsi="Courier New" w:cs="Courier New"/>
+          <w:color w:val="000000"/>
+          <w:kern w:val="0"/>
+          <w:sz w:val="21"/>
+          <w:szCs w:val="21"/>
+          <w:lang w:eastAsia="en-AU"/>
+          <w14:ligatures w14:val="none"/>
+        </w:rPr>
+      </w:pPr>
+      <w:r>
+        <w:rPr>
+          <w:rFonts w:ascii="Courier New" w:eastAsia="Times New Roman" w:hAnsi="Courier New" w:cs="Courier New"/>
+          <w:color w:val="000000"/>
+          <w:kern w:val="0"/>
+          <w:sz w:val="21"/>
+          <w:szCs w:val="21"/>
+          <w:lang w:eastAsia="en-AU"/>
+          <w14:ligatures w14:val="none"/>
+        </w:rPr>
+        <w:t>| Feature Dimension | Ablation MAE ($\Delta \mathcal{L}$) | Structural Classification |</w:t>
       </w:r>
     </w:p>
     <w:p>
@@ -1305,33 +1110,7 @@
           <w:lang w:eastAsia="en-AU"/>
           <w14:ligatures w14:val="none"/>
         </w:rPr>
-        <w:t>| **`</w:t>
-      </w:r>
-      <w:proofErr w:type="spellStart"/>
-      <w:r>
-        <w:rPr>
-          <w:rFonts w:ascii="Courier New" w:eastAsia="Times New Roman" w:hAnsi="Courier New" w:cs="Courier New"/>
-          <w:color w:val="000000"/>
-          <w:kern w:val="0"/>
-          <w:sz w:val="21"/>
-          <w:szCs w:val="21"/>
-          <w:lang w:eastAsia="en-AU"/>
-          <w14:ligatures w14:val="none"/>
-        </w:rPr>
-        <w:t>PrevClose</w:t>
-      </w:r>
-      <w:proofErr w:type="spellEnd"/>
-      <w:r>
-        <w:rPr>
-          <w:rFonts w:ascii="Courier New" w:eastAsia="Times New Roman" w:hAnsi="Courier New" w:cs="Courier New"/>
-          <w:color w:val="000000"/>
-          <w:kern w:val="0"/>
-          <w:sz w:val="21"/>
-          <w:szCs w:val="21"/>
-          <w:lang w:eastAsia="en-AU"/>
-          <w14:ligatures w14:val="none"/>
-        </w:rPr>
-        <w:t>`** | **0.38** | Epistemologically Redundant |</w:t>
+        <w:t>| **`PrevClose`** | **0.38** | Epistemologically Redundant |</w:t>
       </w:r>
     </w:p>
     <w:p>
@@ -1454,156 +1233,65 @@
           <w:lang w:eastAsia="en-AU"/>
           <w14:ligatures w14:val="none"/>
         </w:rPr>
-        <w:t xml:space="preserve">1. **Manifold Dominance (`Close`, `High`, `Open`, `Low`):** Severe error spikes upon clamping contemporaneous boundaries confirm that the network maps continuous price-action space directly. Because the architecture outperforms a naive linear persistence baseline ($y_{t+1} = </w:t>
-      </w:r>
-      <w:proofErr w:type="spellStart"/>
-      <w:r>
-        <w:rPr>
-          <w:rFonts w:ascii="Courier New" w:eastAsia="Times New Roman" w:hAnsi="Courier New" w:cs="Courier New"/>
-          <w:color w:val="000000"/>
-          <w:kern w:val="0"/>
-          <w:sz w:val="21"/>
-          <w:szCs w:val="21"/>
-          <w:lang w:eastAsia="en-AU"/>
-          <w14:ligatures w14:val="none"/>
-        </w:rPr>
-        <w:t>y_t</w:t>
-      </w:r>
-      <w:proofErr w:type="spellEnd"/>
-      <w:r>
-        <w:rPr>
-          <w:rFonts w:ascii="Courier New" w:eastAsia="Times New Roman" w:hAnsi="Courier New" w:cs="Courier New"/>
-          <w:color w:val="000000"/>
-          <w:kern w:val="0"/>
-          <w:sz w:val="21"/>
-          <w:szCs w:val="21"/>
-          <w:lang w:eastAsia="en-AU"/>
-          <w14:ligatures w14:val="none"/>
-        </w:rPr>
-        <w:t>$), its non-linear activation topology extracts high-order transition dynamics rather than executing a trivial autoregressive mapping.</w:t>
-      </w:r>
-    </w:p>
-    <w:p>
-      <w:pPr>
-        <w:shd w:val="clear" w:color="auto" w:fill="FFFFFF"/>
-        <w:tabs>
-          <w:tab w:val="left" w:pos="916"/>
-          <w:tab w:val="left" w:pos="1832"/>
-          <w:tab w:val="left" w:pos="2748"/>
-          <w:tab w:val="left" w:pos="3664"/>
-          <w:tab w:val="left" w:pos="4580"/>
-          <w:tab w:val="left" w:pos="5496"/>
-          <w:tab w:val="left" w:pos="6412"/>
-          <w:tab w:val="left" w:pos="7328"/>
-          <w:tab w:val="left" w:pos="8244"/>
-          <w:tab w:val="left" w:pos="9160"/>
-          <w:tab w:val="left" w:pos="10076"/>
-          <w:tab w:val="left" w:pos="10992"/>
-          <w:tab w:val="left" w:pos="11908"/>
-          <w:tab w:val="left" w:pos="12824"/>
-          <w:tab w:val="left" w:pos="13740"/>
-          <w:tab w:val="left" w:pos="14656"/>
-        </w:tabs>
-        <w:spacing w:after="0" w:line="240" w:lineRule="auto"/>
-        <w:rPr>
-          <w:rFonts w:ascii="Courier New" w:eastAsia="Times New Roman" w:hAnsi="Courier New" w:cs="Courier New"/>
-          <w:color w:val="000000"/>
-          <w:kern w:val="0"/>
-          <w:sz w:val="21"/>
-          <w:szCs w:val="21"/>
-          <w:lang w:eastAsia="en-AU"/>
-          <w14:ligatures w14:val="none"/>
-        </w:rPr>
-      </w:pPr>
-      <w:r>
-        <w:rPr>
-          <w:rFonts w:ascii="Courier New" w:eastAsia="Times New Roman" w:hAnsi="Courier New" w:cs="Courier New"/>
-          <w:color w:val="000000"/>
-          <w:kern w:val="0"/>
-          <w:sz w:val="21"/>
-          <w:szCs w:val="21"/>
-          <w:lang w:eastAsia="en-AU"/>
-          <w14:ligatures w14:val="none"/>
-        </w:rPr>
-        <w:t>2. **Redundancy of Engineered Lags (`</w:t>
-      </w:r>
-      <w:proofErr w:type="spellStart"/>
-      <w:r>
-        <w:rPr>
-          <w:rFonts w:ascii="Courier New" w:eastAsia="Times New Roman" w:hAnsi="Courier New" w:cs="Courier New"/>
-          <w:color w:val="000000"/>
-          <w:kern w:val="0"/>
-          <w:sz w:val="21"/>
-          <w:szCs w:val="21"/>
-          <w:lang w:eastAsia="en-AU"/>
-          <w14:ligatures w14:val="none"/>
-        </w:rPr>
-        <w:t>PrevClose</w:t>
-      </w:r>
-      <w:proofErr w:type="spellEnd"/>
-      <w:r>
-        <w:rPr>
-          <w:rFonts w:ascii="Courier New" w:eastAsia="Times New Roman" w:hAnsi="Courier New" w:cs="Courier New"/>
-          <w:color w:val="000000"/>
-          <w:kern w:val="0"/>
-          <w:sz w:val="21"/>
-          <w:szCs w:val="21"/>
-          <w:lang w:eastAsia="en-AU"/>
-          <w14:ligatures w14:val="none"/>
-        </w:rPr>
-        <w:t>`):** The negligible degradation ($\Delta \</w:t>
-      </w:r>
-      <w:proofErr w:type="spellStart"/>
-      <w:r>
-        <w:rPr>
-          <w:rFonts w:ascii="Courier New" w:eastAsia="Times New Roman" w:hAnsi="Courier New" w:cs="Courier New"/>
-          <w:color w:val="000000"/>
-          <w:kern w:val="0"/>
-          <w:sz w:val="21"/>
-          <w:szCs w:val="21"/>
-          <w:lang w:eastAsia="en-AU"/>
-          <w14:ligatures w14:val="none"/>
-        </w:rPr>
-        <w:t>mathcal</w:t>
-      </w:r>
-      <w:proofErr w:type="spellEnd"/>
-      <w:r>
-        <w:rPr>
-          <w:rFonts w:ascii="Courier New" w:eastAsia="Times New Roman" w:hAnsi="Courier New" w:cs="Courier New"/>
-          <w:color w:val="000000"/>
-          <w:kern w:val="0"/>
-          <w:sz w:val="21"/>
-          <w:szCs w:val="21"/>
-          <w:lang w:eastAsia="en-AU"/>
-          <w14:ligatures w14:val="none"/>
-        </w:rPr>
-        <w:t>{L} = 0.38$) associated with `</w:t>
-      </w:r>
-      <w:proofErr w:type="spellStart"/>
-      <w:r>
-        <w:rPr>
-          <w:rFonts w:ascii="Courier New" w:eastAsia="Times New Roman" w:hAnsi="Courier New" w:cs="Courier New"/>
-          <w:color w:val="000000"/>
-          <w:kern w:val="0"/>
-          <w:sz w:val="21"/>
-          <w:szCs w:val="21"/>
-          <w:lang w:eastAsia="en-AU"/>
-          <w14:ligatures w14:val="none"/>
-        </w:rPr>
-        <w:t>PrevClose</w:t>
-      </w:r>
-      <w:proofErr w:type="spellEnd"/>
-      <w:r>
-        <w:rPr>
-          <w:rFonts w:ascii="Courier New" w:eastAsia="Times New Roman" w:hAnsi="Courier New" w:cs="Courier New"/>
-          <w:color w:val="000000"/>
-          <w:kern w:val="0"/>
-          <w:sz w:val="21"/>
-          <w:szCs w:val="21"/>
-          <w:lang w:eastAsia="en-AU"/>
-          <w14:ligatures w14:val="none"/>
-        </w:rPr>
-        <w:t>` proves that synthetic temporal embedding is mathematically non-essential. The underlying market dynamic is fully observable through contemporaneous raw primitives alone, verifying that *the market is the market*—all required momentum is natively embedded in current-step state vectors.</w:t>
+        <w:t xml:space="preserve">1. **Manifold Dominance (`Close`, `High`, `Open`, `Low`):** Severe error spikes upon clamping contemporaneous boundaries confirm that the network maps continuous price-action space directly. Because the architecture outperforms a naive linear persistence baseline ($y_{t+1} = y_t$), its non-linear activation topology extracts high-order </w:t>
+      </w:r>
+      <w:r>
+        <w:rPr>
+          <w:rFonts w:ascii="Courier New" w:eastAsia="Times New Roman" w:hAnsi="Courier New" w:cs="Courier New"/>
+          <w:color w:val="000000"/>
+          <w:kern w:val="0"/>
+          <w:sz w:val="21"/>
+          <w:szCs w:val="21"/>
+          <w:lang w:eastAsia="en-AU"/>
+          <w14:ligatures w14:val="none"/>
+        </w:rPr>
+        <w:lastRenderedPageBreak/>
+        <w:t>transition dynamics rather than executing a trivial autoregressive mapping.</w:t>
+      </w:r>
+    </w:p>
+    <w:p>
+      <w:pPr>
+        <w:shd w:val="clear" w:color="auto" w:fill="FFFFFF"/>
+        <w:tabs>
+          <w:tab w:val="left" w:pos="916"/>
+          <w:tab w:val="left" w:pos="1832"/>
+          <w:tab w:val="left" w:pos="2748"/>
+          <w:tab w:val="left" w:pos="3664"/>
+          <w:tab w:val="left" w:pos="4580"/>
+          <w:tab w:val="left" w:pos="5496"/>
+          <w:tab w:val="left" w:pos="6412"/>
+          <w:tab w:val="left" w:pos="7328"/>
+          <w:tab w:val="left" w:pos="8244"/>
+          <w:tab w:val="left" w:pos="9160"/>
+          <w:tab w:val="left" w:pos="10076"/>
+          <w:tab w:val="left" w:pos="10992"/>
+          <w:tab w:val="left" w:pos="11908"/>
+          <w:tab w:val="left" w:pos="12824"/>
+          <w:tab w:val="left" w:pos="13740"/>
+          <w:tab w:val="left" w:pos="14656"/>
+        </w:tabs>
+        <w:spacing w:after="0" w:line="240" w:lineRule="auto"/>
+        <w:rPr>
+          <w:rFonts w:ascii="Courier New" w:eastAsia="Times New Roman" w:hAnsi="Courier New" w:cs="Courier New"/>
+          <w:color w:val="000000"/>
+          <w:kern w:val="0"/>
+          <w:sz w:val="21"/>
+          <w:szCs w:val="21"/>
+          <w:lang w:eastAsia="en-AU"/>
+          <w14:ligatures w14:val="none"/>
+        </w:rPr>
+      </w:pPr>
+      <w:r>
+        <w:rPr>
+          <w:rFonts w:ascii="Courier New" w:eastAsia="Times New Roman" w:hAnsi="Courier New" w:cs="Courier New"/>
+          <w:color w:val="000000"/>
+          <w:kern w:val="0"/>
+          <w:sz w:val="21"/>
+          <w:szCs w:val="21"/>
+          <w:lang w:eastAsia="en-AU"/>
+          <w14:ligatures w14:val="none"/>
+        </w:rPr>
+        <w:t>2. **Redundancy of Engineered Lags (`PrevClose`):** The negligible degradation ($\Delta \mathcal{L} = 0.38$) associated with `PrevClose` proves that synthetic temporal embedding is mathematically non-essential. The underlying market dynamic is fully observable through contemporaneous raw primitives alone, verifying that *the market is the market*—all required momentum is natively embedded in current-step state vectors.</w:t>
       </w:r>
     </w:p>
     <w:p>
@@ -1683,57 +1371,17 @@
           <w14:ligatures w14:val="none"/>
         </w:rPr>
       </w:pPr>
-      <w:proofErr w:type="spellStart"/>
-      <w:r>
-        <w:rPr>
-          <w:rFonts w:ascii="Courier New" w:eastAsia="Times New Roman" w:hAnsi="Courier New" w:cs="Courier New"/>
-          <w:color w:val="000000"/>
-          <w:kern w:val="0"/>
-          <w:sz w:val="21"/>
-          <w:szCs w:val="21"/>
-          <w:lang w:eastAsia="en-AU"/>
-          <w14:ligatures w14:val="none"/>
-        </w:rPr>
-        <w:t>ho_s</w:t>
-      </w:r>
-      <w:proofErr w:type="spellEnd"/>
-      <w:r>
-        <w:rPr>
-          <w:rFonts w:ascii="Courier New" w:eastAsia="Times New Roman" w:hAnsi="Courier New" w:cs="Courier New"/>
-          <w:color w:val="000000"/>
-          <w:kern w:val="0"/>
-          <w:sz w:val="21"/>
-          <w:szCs w:val="21"/>
-          <w:lang w:eastAsia="en-AU"/>
-          <w14:ligatures w14:val="none"/>
-        </w:rPr>
-        <w:t>$):** High out-of-sample Spearman rank correlations, paired with low `</w:t>
-      </w:r>
-      <w:proofErr w:type="spellStart"/>
-      <w:r>
-        <w:rPr>
-          <w:rFonts w:ascii="Courier New" w:eastAsia="Times New Roman" w:hAnsi="Courier New" w:cs="Courier New"/>
-          <w:color w:val="000000"/>
-          <w:kern w:val="0"/>
-          <w:sz w:val="21"/>
-          <w:szCs w:val="21"/>
-          <w:lang w:eastAsia="en-AU"/>
-          <w14:ligatures w14:val="none"/>
-        </w:rPr>
-        <w:t>PrevClose</w:t>
-      </w:r>
-      <w:proofErr w:type="spellEnd"/>
-      <w:r>
-        <w:rPr>
-          <w:rFonts w:ascii="Courier New" w:eastAsia="Times New Roman" w:hAnsi="Courier New" w:cs="Courier New"/>
-          <w:color w:val="000000"/>
-          <w:kern w:val="0"/>
-          <w:sz w:val="21"/>
-          <w:szCs w:val="21"/>
-          <w:lang w:eastAsia="en-AU"/>
-          <w14:ligatures w14:val="none"/>
-        </w:rPr>
-        <w:t>` ablation sensitivity, verify that the system preserves ordinal market topology and directional velocity without relying on lagging linear memory artifacts.</w:t>
+      <w:r>
+        <w:rPr>
+          <w:rFonts w:ascii="Courier New" w:eastAsia="Times New Roman" w:hAnsi="Courier New" w:cs="Courier New"/>
+          <w:color w:val="000000"/>
+          <w:kern w:val="0"/>
+          <w:sz w:val="21"/>
+          <w:szCs w:val="21"/>
+          <w:lang w:eastAsia="en-AU"/>
+          <w14:ligatures w14:val="none"/>
+        </w:rPr>
+        <w:t>ho_s$):** High out-of-sample Spearman rank correlations, paired with low `PrevClose` ablation sensitivity, verify that the system preserves ordinal market topology and directional velocity without relying on lagging linear memory artifacts.</w:t>
       </w:r>
     </w:p>
     <w:p>
@@ -2270,230 +1918,98 @@
           <w:lang w:eastAsia="en-AU"/>
           <w14:ligatures w14:val="none"/>
         </w:rPr>
+        <w:t>```powershell</w:t>
+      </w:r>
+    </w:p>
+    <w:p>
+      <w:pPr>
+        <w:shd w:val="clear" w:color="auto" w:fill="FFFFFF"/>
+        <w:tabs>
+          <w:tab w:val="left" w:pos="916"/>
+          <w:tab w:val="left" w:pos="1832"/>
+          <w:tab w:val="left" w:pos="2748"/>
+          <w:tab w:val="left" w:pos="3664"/>
+          <w:tab w:val="left" w:pos="4580"/>
+          <w:tab w:val="left" w:pos="5496"/>
+          <w:tab w:val="left" w:pos="6412"/>
+          <w:tab w:val="left" w:pos="7328"/>
+          <w:tab w:val="left" w:pos="8244"/>
+          <w:tab w:val="left" w:pos="9160"/>
+          <w:tab w:val="left" w:pos="10076"/>
+          <w:tab w:val="left" w:pos="10992"/>
+          <w:tab w:val="left" w:pos="11908"/>
+          <w:tab w:val="left" w:pos="12824"/>
+          <w:tab w:val="left" w:pos="13740"/>
+          <w:tab w:val="left" w:pos="14656"/>
+        </w:tabs>
+        <w:spacing w:after="0" w:line="240" w:lineRule="auto"/>
+        <w:rPr>
+          <w:rFonts w:ascii="Courier New" w:eastAsia="Times New Roman" w:hAnsi="Courier New" w:cs="Courier New"/>
+          <w:color w:val="000000"/>
+          <w:kern w:val="0"/>
+          <w:sz w:val="21"/>
+          <w:szCs w:val="21"/>
+          <w:lang w:eastAsia="en-AU"/>
+          <w14:ligatures w14:val="none"/>
+        </w:rPr>
+      </w:pPr>
+      <w:r>
+        <w:rPr>
+          <w:rFonts w:ascii="Courier New" w:eastAsia="Times New Roman" w:hAnsi="Courier New" w:cs="Courier New"/>
+          <w:color w:val="000000"/>
+          <w:kern w:val="0"/>
+          <w:sz w:val="21"/>
+          <w:szCs w:val="21"/>
+          <w:lang w:eastAsia="en-AU"/>
+          <w14:ligatures w14:val="none"/>
+        </w:rPr>
+        <w:t>python ho_infer_ann_retest1_gem.py --input_csv hoxnc_testing_retest1.csv --model artifacts/ho_ann_run_retest1/model_final.keras --scaler artifacts/ho_ann_run_retest1/scaler.json --out_csv artifacts/ho_ann_run_retest1/preds.json</w:t>
+      </w:r>
+    </w:p>
+    <w:p>
+      <w:pPr>
+        <w:shd w:val="clear" w:color="auto" w:fill="FFFFFF"/>
+        <w:tabs>
+          <w:tab w:val="left" w:pos="916"/>
+          <w:tab w:val="left" w:pos="1832"/>
+          <w:tab w:val="left" w:pos="2748"/>
+          <w:tab w:val="left" w:pos="3664"/>
+          <w:tab w:val="left" w:pos="4580"/>
+          <w:tab w:val="left" w:pos="5496"/>
+          <w:tab w:val="left" w:pos="6412"/>
+          <w:tab w:val="left" w:pos="7328"/>
+          <w:tab w:val="left" w:pos="8244"/>
+          <w:tab w:val="left" w:pos="9160"/>
+          <w:tab w:val="left" w:pos="10076"/>
+          <w:tab w:val="left" w:pos="10992"/>
+          <w:tab w:val="left" w:pos="11908"/>
+          <w:tab w:val="left" w:pos="12824"/>
+          <w:tab w:val="left" w:pos="13740"/>
+          <w:tab w:val="left" w:pos="14656"/>
+        </w:tabs>
+        <w:spacing w:after="0" w:line="240" w:lineRule="auto"/>
+        <w:rPr>
+          <w:rFonts w:ascii="Courier New" w:eastAsia="Times New Roman" w:hAnsi="Courier New" w:cs="Courier New"/>
+          <w:color w:val="000000"/>
+          <w:kern w:val="0"/>
+          <w:sz w:val="21"/>
+          <w:szCs w:val="21"/>
+          <w:lang w:eastAsia="en-AU"/>
+          <w14:ligatures w14:val="none"/>
+        </w:rPr>
+      </w:pPr>
+      <w:r>
+        <w:rPr>
+          <w:rFonts w:ascii="Courier New" w:eastAsia="Times New Roman" w:hAnsi="Courier New" w:cs="Courier New"/>
+          <w:color w:val="000000"/>
+          <w:kern w:val="0"/>
+          <w:sz w:val="21"/>
+          <w:szCs w:val="21"/>
+          <w:lang w:eastAsia="en-AU"/>
+          <w14:ligatures w14:val="none"/>
+        </w:rPr>
         <w:t>```</w:t>
       </w:r>
-      <w:proofErr w:type="spellStart"/>
-      <w:r>
-        <w:rPr>
-          <w:rFonts w:ascii="Courier New" w:eastAsia="Times New Roman" w:hAnsi="Courier New" w:cs="Courier New"/>
-          <w:color w:val="000000"/>
-          <w:kern w:val="0"/>
-          <w:sz w:val="21"/>
-          <w:szCs w:val="21"/>
-          <w:lang w:eastAsia="en-AU"/>
-          <w14:ligatures w14:val="none"/>
-        </w:rPr>
-        <w:t>powershell</w:t>
-      </w:r>
-      <w:proofErr w:type="spellEnd"/>
-    </w:p>
-    <w:p>
-      <w:pPr>
-        <w:shd w:val="clear" w:color="auto" w:fill="FFFFFF"/>
-        <w:tabs>
-          <w:tab w:val="left" w:pos="916"/>
-          <w:tab w:val="left" w:pos="1832"/>
-          <w:tab w:val="left" w:pos="2748"/>
-          <w:tab w:val="left" w:pos="3664"/>
-          <w:tab w:val="left" w:pos="4580"/>
-          <w:tab w:val="left" w:pos="5496"/>
-          <w:tab w:val="left" w:pos="6412"/>
-          <w:tab w:val="left" w:pos="7328"/>
-          <w:tab w:val="left" w:pos="8244"/>
-          <w:tab w:val="left" w:pos="9160"/>
-          <w:tab w:val="left" w:pos="10076"/>
-          <w:tab w:val="left" w:pos="10992"/>
-          <w:tab w:val="left" w:pos="11908"/>
-          <w:tab w:val="left" w:pos="12824"/>
-          <w:tab w:val="left" w:pos="13740"/>
-          <w:tab w:val="left" w:pos="14656"/>
-        </w:tabs>
-        <w:spacing w:after="0" w:line="240" w:lineRule="auto"/>
-        <w:rPr>
-          <w:rFonts w:ascii="Courier New" w:eastAsia="Times New Roman" w:hAnsi="Courier New" w:cs="Courier New"/>
-          <w:color w:val="000000"/>
-          <w:kern w:val="0"/>
-          <w:sz w:val="21"/>
-          <w:szCs w:val="21"/>
-          <w:lang w:eastAsia="en-AU"/>
-          <w14:ligatures w14:val="none"/>
-        </w:rPr>
-      </w:pPr>
-      <w:r>
-        <w:rPr>
-          <w:rFonts w:ascii="Courier New" w:eastAsia="Times New Roman" w:hAnsi="Courier New" w:cs="Courier New"/>
-          <w:color w:val="000000"/>
-          <w:kern w:val="0"/>
-          <w:sz w:val="21"/>
-          <w:szCs w:val="21"/>
-          <w:lang w:eastAsia="en-AU"/>
-          <w14:ligatures w14:val="none"/>
-        </w:rPr>
-        <w:t>python ho_infer_ann_retest1_gem.py --</w:t>
-      </w:r>
-      <w:proofErr w:type="spellStart"/>
-      <w:r>
-        <w:rPr>
-          <w:rFonts w:ascii="Courier New" w:eastAsia="Times New Roman" w:hAnsi="Courier New" w:cs="Courier New"/>
-          <w:color w:val="000000"/>
-          <w:kern w:val="0"/>
-          <w:sz w:val="21"/>
-          <w:szCs w:val="21"/>
-          <w:lang w:eastAsia="en-AU"/>
-          <w14:ligatures w14:val="none"/>
-        </w:rPr>
-        <w:t>input_csv</w:t>
-      </w:r>
-      <w:proofErr w:type="spellEnd"/>
-      <w:r>
-        <w:rPr>
-          <w:rFonts w:ascii="Courier New" w:eastAsia="Times New Roman" w:hAnsi="Courier New" w:cs="Courier New"/>
-          <w:color w:val="000000"/>
-          <w:kern w:val="0"/>
-          <w:sz w:val="21"/>
-          <w:szCs w:val="21"/>
-          <w:lang w:eastAsia="en-AU"/>
-          <w14:ligatures w14:val="none"/>
-        </w:rPr>
-        <w:t xml:space="preserve"> hoxnc_testing_retest1.csv --model artifacts/ho_ann_run_retest1/</w:t>
-      </w:r>
-      <w:proofErr w:type="spellStart"/>
-      <w:r>
-        <w:rPr>
-          <w:rFonts w:ascii="Courier New" w:eastAsia="Times New Roman" w:hAnsi="Courier New" w:cs="Courier New"/>
-          <w:color w:val="000000"/>
-          <w:kern w:val="0"/>
-          <w:sz w:val="21"/>
-          <w:szCs w:val="21"/>
-          <w:lang w:eastAsia="en-AU"/>
-          <w14:ligatures w14:val="none"/>
-        </w:rPr>
-        <w:t>model_final.keras</w:t>
-      </w:r>
-      <w:proofErr w:type="spellEnd"/>
-      <w:r>
-        <w:rPr>
-          <w:rFonts w:ascii="Courier New" w:eastAsia="Times New Roman" w:hAnsi="Courier New" w:cs="Courier New"/>
-          <w:color w:val="000000"/>
-          <w:kern w:val="0"/>
-          <w:sz w:val="21"/>
-          <w:szCs w:val="21"/>
-          <w:lang w:eastAsia="en-AU"/>
-          <w14:ligatures w14:val="none"/>
-        </w:rPr>
-        <w:t xml:space="preserve"> --scaler artifacts/ho_ann_run_retest1/</w:t>
-      </w:r>
-      <w:proofErr w:type="spellStart"/>
-      <w:r>
-        <w:rPr>
-          <w:rFonts w:ascii="Courier New" w:eastAsia="Times New Roman" w:hAnsi="Courier New" w:cs="Courier New"/>
-          <w:color w:val="000000"/>
-          <w:kern w:val="0"/>
-          <w:sz w:val="21"/>
-          <w:szCs w:val="21"/>
-          <w:lang w:eastAsia="en-AU"/>
-          <w14:ligatures w14:val="none"/>
-        </w:rPr>
-        <w:t>scaler.json</w:t>
-      </w:r>
-      <w:proofErr w:type="spellEnd"/>
-      <w:r>
-        <w:rPr>
-          <w:rFonts w:ascii="Courier New" w:eastAsia="Times New Roman" w:hAnsi="Courier New" w:cs="Courier New"/>
-          <w:color w:val="000000"/>
-          <w:kern w:val="0"/>
-          <w:sz w:val="21"/>
-          <w:szCs w:val="21"/>
-          <w:lang w:eastAsia="en-AU"/>
-          <w14:ligatures w14:val="none"/>
-        </w:rPr>
-        <w:t xml:space="preserve"> --</w:t>
-      </w:r>
-      <w:proofErr w:type="spellStart"/>
-      <w:r>
-        <w:rPr>
-          <w:rFonts w:ascii="Courier New" w:eastAsia="Times New Roman" w:hAnsi="Courier New" w:cs="Courier New"/>
-          <w:color w:val="000000"/>
-          <w:kern w:val="0"/>
-          <w:sz w:val="21"/>
-          <w:szCs w:val="21"/>
-          <w:lang w:eastAsia="en-AU"/>
-          <w14:ligatures w14:val="none"/>
-        </w:rPr>
-        <w:t>out_csv</w:t>
-      </w:r>
-      <w:proofErr w:type="spellEnd"/>
-      <w:r>
-        <w:rPr>
-          <w:rFonts w:ascii="Courier New" w:eastAsia="Times New Roman" w:hAnsi="Courier New" w:cs="Courier New"/>
-          <w:color w:val="000000"/>
-          <w:kern w:val="0"/>
-          <w:sz w:val="21"/>
-          <w:szCs w:val="21"/>
-          <w:lang w:eastAsia="en-AU"/>
-          <w14:ligatures w14:val="none"/>
-        </w:rPr>
-        <w:t xml:space="preserve"> artifacts/ho_ann_run_retest1/</w:t>
-      </w:r>
-      <w:proofErr w:type="spellStart"/>
-      <w:r>
-        <w:rPr>
-          <w:rFonts w:ascii="Courier New" w:eastAsia="Times New Roman" w:hAnsi="Courier New" w:cs="Courier New"/>
-          <w:color w:val="000000"/>
-          <w:kern w:val="0"/>
-          <w:sz w:val="21"/>
-          <w:szCs w:val="21"/>
-          <w:lang w:eastAsia="en-AU"/>
-          <w14:ligatures w14:val="none"/>
-        </w:rPr>
-        <w:t>preds.json</w:t>
-      </w:r>
-      <w:proofErr w:type="spellEnd"/>
-    </w:p>
-    <w:p>
-      <w:pPr>
-        <w:shd w:val="clear" w:color="auto" w:fill="FFFFFF"/>
-        <w:tabs>
-          <w:tab w:val="left" w:pos="916"/>
-          <w:tab w:val="left" w:pos="1832"/>
-          <w:tab w:val="left" w:pos="2748"/>
-          <w:tab w:val="left" w:pos="3664"/>
-          <w:tab w:val="left" w:pos="4580"/>
-          <w:tab w:val="left" w:pos="5496"/>
-          <w:tab w:val="left" w:pos="6412"/>
-          <w:tab w:val="left" w:pos="7328"/>
-          <w:tab w:val="left" w:pos="8244"/>
-          <w:tab w:val="left" w:pos="9160"/>
-          <w:tab w:val="left" w:pos="10076"/>
-          <w:tab w:val="left" w:pos="10992"/>
-          <w:tab w:val="left" w:pos="11908"/>
-          <w:tab w:val="left" w:pos="12824"/>
-          <w:tab w:val="left" w:pos="13740"/>
-          <w:tab w:val="left" w:pos="14656"/>
-        </w:tabs>
-        <w:spacing w:after="0" w:line="240" w:lineRule="auto"/>
-        <w:rPr>
-          <w:rFonts w:ascii="Courier New" w:eastAsia="Times New Roman" w:hAnsi="Courier New" w:cs="Courier New"/>
-          <w:color w:val="000000"/>
-          <w:kern w:val="0"/>
-          <w:sz w:val="21"/>
-          <w:szCs w:val="21"/>
-          <w:lang w:eastAsia="en-AU"/>
-          <w14:ligatures w14:val="none"/>
-        </w:rPr>
-      </w:pPr>
-      <w:r>
-        <w:rPr>
-          <w:rFonts w:ascii="Courier New" w:eastAsia="Times New Roman" w:hAnsi="Courier New" w:cs="Courier New"/>
-          <w:color w:val="000000"/>
-          <w:kern w:val="0"/>
-          <w:sz w:val="21"/>
-          <w:szCs w:val="21"/>
-          <w:lang w:eastAsia="en-AU"/>
-          <w14:ligatures w14:val="none"/>
-        </w:rPr>
-        <w:t>```</w:t>
-      </w:r>
     </w:p>
     <w:p>
       <w:pPr>
@@ -2660,22 +2176,8 @@
           <w:lang w:eastAsia="en-AU"/>
           <w14:ligatures w14:val="none"/>
         </w:rPr>
-        <w:t>```</w:t>
-      </w:r>
-      <w:proofErr w:type="spellStart"/>
-      <w:r>
-        <w:rPr>
-          <w:rFonts w:ascii="Courier New" w:eastAsia="Times New Roman" w:hAnsi="Courier New" w:cs="Courier New"/>
-          <w:color w:val="000000"/>
-          <w:kern w:val="0"/>
-          <w:sz w:val="21"/>
-          <w:szCs w:val="21"/>
-          <w:lang w:eastAsia="en-AU"/>
-          <w14:ligatures w14:val="none"/>
-        </w:rPr>
-        <w:t>powershell</w:t>
-      </w:r>
-      <w:proofErr w:type="spellEnd"/>
+        <w:t>```powershell</w:t>
+      </w:r>
     </w:p>
     <w:p>
       <w:pPr>
@@ -3067,6 +2569,163 @@
     </w:sectPr>
   </w:body>
 </w:document>
+</file>
+
+<file path=word/numbering.xml><?xml version="1.0" encoding="utf-8"?>
+<w:numbering xmlns:wpc="http://schemas.microsoft.com/office/word/2010/wordprocessingCanvas" xmlns:cx="http://schemas.microsoft.com/office/drawing/2014/chartex" xmlns:cx1="http://schemas.microsoft.com/office/drawing/2015/9/8/chartex" xmlns:cx2="http://schemas.microsoft.com/office/drawing/2015/10/21/chartex" xmlns:cx3="http://schemas.microsoft.com/office/drawing/2016/5/9/chartex" xmlns:cx4="http://schemas.microsoft.com/office/drawing/2016/5/10/chartex" xmlns:cx5="http://schemas.microsoft.com/office/drawing/2016/5/11/chartex" xmlns:cx6="http://schemas.microsoft.com/office/drawing/2016/5/12/chartex" xmlns:cx7="http://schemas.microsoft.com/office/drawing/2016/5/13/chartex" xmlns:cx8="http://schemas.microsoft.com/office/drawing/2016/5/14/chartex" xmlns:mc="http://schemas.openxmlformats.org/markup-compatibility/2006" xmlns:aink="http://schemas.microsoft.com/office/drawing/2016/ink" xmlns:am3d="http://schemas.microsoft.com/office/drawing/2017/model3d" xmlns:o="urn:schemas-microsoft-com:office:office" xmlns:oel="http://schemas.microsoft.com/office/2019/extlst" xmlns:r="http://schemas.openxmlformats.org/officeDocument/2006/relationships" xmlns:m="http://schemas.openxmlformats.org/officeDocument/2006/math" xmlns:v="urn:schemas-microsoft-com:vml" xmlns:wp14="http://schemas.microsoft.com/office/word/2010/wordprocessingDrawing" xmlns:wp="http://schemas.openxmlformats.org/drawingml/2006/wordprocessingDrawing" xmlns:w10="urn:schemas-microsoft-com:office:word" xmlns:w="http://schemas.openxmlformats.org/wordprocessingml/2006/main" xmlns:w14="http://schemas.microsoft.com/office/word/2010/wordml" xmlns:w15="http://schemas.microsoft.com/office/word/2012/wordml" xmlns:w16cex="http://schemas.microsoft.com/office/word/2018/wordml/cex" xmlns:w16cid="http://schemas.microsoft.com/office/word/2016/wordml/cid" xmlns:w16="http://schemas.microsoft.com/office/word/2018/wordml" xmlns:w16du="http://schemas.microsoft.com/office/word/2023/wordml/word16du" xmlns:w16sdtdh="http://schemas.microsoft.com/office/word/2020/wordml/sdtdatahash" xmlns:w16sdtfl="http://schemas.microsoft.com/office/word/2024/wordml/sdtformatlock" xmlns:w16se="http://schemas.microsoft.com/office/word/2015/wordml/symex" xmlns:wpg="http://schemas.microsoft.com/office/word/2010/wordprocessingGroup" xmlns:wpi="http://schemas.microsoft.com/office/word/2010/wordprocessingInk" xmlns:wne="http://schemas.microsoft.com/office/word/2006/wordml" xmlns:wps="http://schemas.microsoft.com/office/word/2010/wordprocessingShape" mc:Ignorable="w14 w15 w16se w16cid w16 w16cex w16sdtdh w16sdtfl w16du wp14">
+  <w:abstractNum w:abstractNumId="0" w15:restartNumberingAfterBreak="0">
+    <w:nsid w:val="04432ED8"/>
+    <w:multiLevelType w:val="multilevel"/>
+    <w:tmpl w:val="A5C2A194"/>
+    <w:lvl w:ilvl="0">
+      <w:start w:val="1"/>
+      <w:numFmt w:val="bullet"/>
+      <w:lvlText w:val=""/>
+      <w:lvlJc w:val="left"/>
+      <w:pPr>
+        <w:tabs>
+          <w:tab w:val="num" w:pos="720"/>
+        </w:tabs>
+        <w:ind w:left="720" w:hanging="360"/>
+      </w:pPr>
+      <w:rPr>
+        <w:rFonts w:ascii="Symbol" w:hAnsi="Symbol" w:hint="default"/>
+        <w:sz w:val="20"/>
+      </w:rPr>
+    </w:lvl>
+    <w:lvl w:ilvl="1" w:tentative="1">
+      <w:start w:val="1"/>
+      <w:numFmt w:val="bullet"/>
+      <w:lvlText w:val="o"/>
+      <w:lvlJc w:val="left"/>
+      <w:pPr>
+        <w:tabs>
+          <w:tab w:val="num" w:pos="1440"/>
+        </w:tabs>
+        <w:ind w:left="1440" w:hanging="360"/>
+      </w:pPr>
+      <w:rPr>
+        <w:rFonts w:ascii="Courier New" w:hAnsi="Courier New" w:hint="default"/>
+        <w:sz w:val="20"/>
+      </w:rPr>
+    </w:lvl>
+    <w:lvl w:ilvl="2" w:tentative="1">
+      <w:start w:val="1"/>
+      <w:numFmt w:val="bullet"/>
+      <w:lvlText w:val=""/>
+      <w:lvlJc w:val="left"/>
+      <w:pPr>
+        <w:tabs>
+          <w:tab w:val="num" w:pos="2160"/>
+        </w:tabs>
+        <w:ind w:left="2160" w:hanging="360"/>
+      </w:pPr>
+      <w:rPr>
+        <w:rFonts w:ascii="Wingdings" w:hAnsi="Wingdings" w:hint="default"/>
+        <w:sz w:val="20"/>
+      </w:rPr>
+    </w:lvl>
+    <w:lvl w:ilvl="3" w:tentative="1">
+      <w:start w:val="1"/>
+      <w:numFmt w:val="bullet"/>
+      <w:lvlText w:val=""/>
+      <w:lvlJc w:val="left"/>
+      <w:pPr>
+        <w:tabs>
+          <w:tab w:val="num" w:pos="2880"/>
+        </w:tabs>
+        <w:ind w:left="2880" w:hanging="360"/>
+      </w:pPr>
+      <w:rPr>
+        <w:rFonts w:ascii="Wingdings" w:hAnsi="Wingdings" w:hint="default"/>
+        <w:sz w:val="20"/>
+      </w:rPr>
+    </w:lvl>
+    <w:lvl w:ilvl="4" w:tentative="1">
+      <w:start w:val="1"/>
+      <w:numFmt w:val="bullet"/>
+      <w:lvlText w:val=""/>
+      <w:lvlJc w:val="left"/>
+      <w:pPr>
+        <w:tabs>
+          <w:tab w:val="num" w:pos="3600"/>
+        </w:tabs>
+        <w:ind w:left="3600" w:hanging="360"/>
+      </w:pPr>
+      <w:rPr>
+        <w:rFonts w:ascii="Wingdings" w:hAnsi="Wingdings" w:hint="default"/>
+        <w:sz w:val="20"/>
+      </w:rPr>
+    </w:lvl>
+    <w:lvl w:ilvl="5" w:tentative="1">
+      <w:start w:val="1"/>
+      <w:numFmt w:val="bullet"/>
+      <w:lvlText w:val=""/>
+      <w:lvlJc w:val="left"/>
+      <w:pPr>
+        <w:tabs>
+          <w:tab w:val="num" w:pos="4320"/>
+        </w:tabs>
+        <w:ind w:left="4320" w:hanging="360"/>
+      </w:pPr>
+      <w:rPr>
+        <w:rFonts w:ascii="Wingdings" w:hAnsi="Wingdings" w:hint="default"/>
+        <w:sz w:val="20"/>
+      </w:rPr>
+    </w:lvl>
+    <w:lvl w:ilvl="6" w:tentative="1">
+      <w:start w:val="1"/>
+      <w:numFmt w:val="bullet"/>
+      <w:lvlText w:val=""/>
+      <w:lvlJc w:val="left"/>
+      <w:pPr>
+        <w:tabs>
+          <w:tab w:val="num" w:pos="5040"/>
+        </w:tabs>
+        <w:ind w:left="5040" w:hanging="360"/>
+      </w:pPr>
+      <w:rPr>
+        <w:rFonts w:ascii="Wingdings" w:hAnsi="Wingdings" w:hint="default"/>
+        <w:sz w:val="20"/>
+      </w:rPr>
+    </w:lvl>
+    <w:lvl w:ilvl="7" w:tentative="1">
+      <w:start w:val="1"/>
+      <w:numFmt w:val="bullet"/>
+      <w:lvlText w:val=""/>
+      <w:lvlJc w:val="left"/>
+      <w:pPr>
+        <w:tabs>
+          <w:tab w:val="num" w:pos="5760"/>
+        </w:tabs>
+        <w:ind w:left="5760" w:hanging="360"/>
+      </w:pPr>
+      <w:rPr>
+        <w:rFonts w:ascii="Wingdings" w:hAnsi="Wingdings" w:hint="default"/>
+        <w:sz w:val="20"/>
+      </w:rPr>
+    </w:lvl>
+    <w:lvl w:ilvl="8" w:tentative="1">
+      <w:start w:val="1"/>
+      <w:numFmt w:val="bullet"/>
+      <w:lvlText w:val=""/>
+      <w:lvlJc w:val="left"/>
+      <w:pPr>
+        <w:tabs>
+          <w:tab w:val="num" w:pos="6480"/>
+        </w:tabs>
+        <w:ind w:left="6480" w:hanging="360"/>
+      </w:pPr>
+      <w:rPr>
+        <w:rFonts w:ascii="Wingdings" w:hAnsi="Wingdings" w:hint="default"/>
+        <w:sz w:val="20"/>
+      </w:rPr>
+    </w:lvl>
+  </w:abstractNum>
+  <w:num w:numId="1" w16cid:durableId="182087900">
+    <w:abstractNumId w:val="0"/>
+  </w:num>
+</w:numbering>
 </file>
 
 <file path=word/styles.xml><?xml version="1.0" encoding="utf-8"?>
@@ -3986,6 +3645,36 @@
       <w:spacing w:val="5"/>
     </w:rPr>
   </w:style>
+  <w:style w:type="paragraph" w:styleId="NormalWeb">
+    <w:name w:val="Normal (Web)"/>
+    <w:basedOn w:val="Normal"/>
+    <w:uiPriority w:val="99"/>
+    <w:semiHidden/>
+    <w:unhideWhenUsed/>
+    <w:rsid w:val="008D6CA5"/>
+    <w:pPr>
+      <w:spacing w:before="100" w:beforeAutospacing="1" w:after="100" w:afterAutospacing="1" w:line="240" w:lineRule="auto"/>
+    </w:pPr>
+    <w:rPr>
+      <w:rFonts w:ascii="Times New Roman" w:eastAsia="Times New Roman" w:hAnsi="Times New Roman" w:cs="Times New Roman"/>
+      <w:kern w:val="0"/>
+      <w:lang w:eastAsia="en-AU"/>
+      <w14:ligatures w14:val="none"/>
+    </w:rPr>
+  </w:style>
+  <w:style w:type="character" w:styleId="HTMLCode">
+    <w:name w:val="HTML Code"/>
+    <w:basedOn w:val="DefaultParagraphFont"/>
+    <w:uiPriority w:val="99"/>
+    <w:semiHidden/>
+    <w:unhideWhenUsed/>
+    <w:rsid w:val="008D6CA5"/>
+    <w:rPr>
+      <w:rFonts w:ascii="Courier New" w:eastAsia="Times New Roman" w:hAnsi="Courier New" w:cs="Courier New"/>
+      <w:sz w:val="20"/>
+      <w:szCs w:val="20"/>
+    </w:rPr>
+  </w:style>
 </w:styles>
 </file>
 
